--- a/laravel-app/database/data/internship/handbooks/cloud_computing/Beyond_Cloud_Internship_Day_094_Student_Handbook.docx
+++ b/laravel-app/database/data/internship/handbooks/cloud_computing/Beyond_Cloud_Internship_Day_094_Student_Handbook.docx
@@ -38,7 +38,7 @@
           <w:color w:val="1E293B"/>
           <w:sz w:val="28"/>
         </w:rPr>
-        <w:t>Managed Databases Concepts</w:t>
+        <w:t>Encryption at Rest and Key Management Concepts</w:t>
       </w:r>
     </w:p>
     <w:p>
@@ -50,7 +50,7 @@
           <w:b w:val="0"/>
           <w:sz w:val="22"/>
         </w:rPr>
-        <w:t>Troubleshoot. Full student study guide and practical laboratory manual for Beyond Enterprise interns.</w:t>
+        <w:t>Guided laboratory. Full student study guide and practical laboratory manual for Beyond Enterprise interns.</w:t>
       </w:r>
     </w:p>
     <w:tbl>
@@ -141,7 +141,7 @@
               <w:rPr>
                 <w:sz w:val="18"/>
               </w:rPr>
-              <w:t>Troubleshoot</w:t>
+              <w:t>Guided laboratory</w:t>
             </w:r>
           </w:p>
         </w:tc>
@@ -167,7 +167,7 @@
               <w:rPr>
                 <w:sz w:val="18"/>
               </w:rPr>
-              <w:t>8 hours</w:t>
+              <w:t>8.0 hours</w:t>
             </w:r>
           </w:p>
         </w:tc>
@@ -180,7 +180,7 @@
               <w:rPr>
                 <w:sz w:val="18"/>
               </w:rPr>
-              <w:t>VirtualBox, Docker, GitHub, free tiers or local cloud emulators</w:t>
+              <w:t>MinIO/local object storage, PostgreSQL/SQLite, Docker, provider sandbox where authorized</w:t>
             </w:r>
           </w:p>
         </w:tc>
@@ -198,7 +198,7 @@
           <w:color w:val="0B3F90"/>
           <w:sz w:val="20"/>
         </w:rPr>
-        <w:t>Day 94 objective  Complete the troubleshoot for Managed Databases Concepts: Apply managed databases concepts safely and explain the result in a professional technical report.</w:t>
+        <w:t>Day 94 objective  Complete the guided laboratory for Encryption at Rest and Key Management Concepts: Demonstrate encryption and document key ownership and rotation.</w:t>
       </w:r>
     </w:p>
     <w:p>
@@ -270,7 +270,7 @@
           <w:b w:val="0"/>
           <w:sz w:val="22"/>
         </w:rPr>
-        <w:t>Submit: Fault table with symptom, test, cause and fix; before/after screenshots or photos; final verification..</w:t>
+        <w:t>Submit: Setup evidence, completed lab artifact, independent verification, cost/cleanup record, safety check, and short technical report..</w:t>
       </w:r>
     </w:p>
     <w:p>
@@ -364,7 +364,7 @@
               <w:rPr>
                 <w:sz w:val="18"/>
               </w:rPr>
-              <w:t>0:00–0:25</w:t>
+              <w:t>0:00–0:30</w:t>
             </w:r>
           </w:p>
         </w:tc>
@@ -377,7 +377,7 @@
               <w:rPr>
                 <w:sz w:val="18"/>
               </w:rPr>
-              <w:t>Confirm healthy baseline</w:t>
+              <w:t>Assessment brief + rubric review</w:t>
             </w:r>
           </w:p>
         </w:tc>
@@ -390,7 +390,7 @@
               <w:rPr>
                 <w:sz w:val="18"/>
               </w:rPr>
-              <w:t>Baseline evidence</w:t>
+              <w:t>Plan</w:t>
             </w:r>
           </w:p>
         </w:tc>
@@ -405,7 +405,7 @@
               <w:rPr>
                 <w:sz w:val="18"/>
               </w:rPr>
-              <w:t>0:25–2:00</w:t>
+              <w:t>0:30–2:30</w:t>
             </w:r>
           </w:p>
         </w:tc>
@@ -418,7 +418,7 @@
               <w:rPr>
                 <w:sz w:val="18"/>
               </w:rPr>
-              <w:t>Fault A diagnose → fix</w:t>
+              <w:t>End-to-end demonstration</w:t>
             </w:r>
           </w:p>
         </w:tc>
@@ -431,7 +431,7 @@
               <w:rPr>
                 <w:sz w:val="18"/>
               </w:rPr>
-              <w:t>Fault log A</w:t>
+              <w:t>Demo evidence</w:t>
             </w:r>
           </w:p>
         </w:tc>
@@ -446,7 +446,7 @@
               <w:rPr>
                 <w:sz w:val="18"/>
               </w:rPr>
-              <w:t>2:00–2:15</w:t>
+              <w:t>2:30–2:45</w:t>
             </w:r>
           </w:p>
         </w:tc>
@@ -487,7 +487,7 @@
               <w:rPr>
                 <w:sz w:val="18"/>
               </w:rPr>
-              <w:t>2:15–3:45</w:t>
+              <w:t>2:45–4:15</w:t>
             </w:r>
           </w:p>
         </w:tc>
@@ -500,7 +500,7 @@
               <w:rPr>
                 <w:sz w:val="18"/>
               </w:rPr>
-              <w:t>Fault B diagnose → fix</w:t>
+              <w:t>Self-score against rubric</w:t>
             </w:r>
           </w:p>
         </w:tc>
@@ -513,7 +513,7 @@
               <w:rPr>
                 <w:sz w:val="18"/>
               </w:rPr>
-              <w:t>Fault log B</w:t>
+              <w:t>Self-score sheet</w:t>
             </w:r>
           </w:p>
         </w:tc>
@@ -528,7 +528,7 @@
               <w:rPr>
                 <w:sz w:val="18"/>
               </w:rPr>
-              <w:t>3:45–5:00</w:t>
+              <w:t>4:15–5:45</w:t>
             </w:r>
           </w:p>
         </w:tc>
@@ -541,7 +541,7 @@
               <w:rPr>
                 <w:sz w:val="18"/>
               </w:rPr>
-              <w:t>Independent verification</w:t>
+              <w:t>Reflection: wins, failures, next steps</w:t>
             </w:r>
           </w:p>
         </w:tc>
@@ -554,7 +554,7 @@
               <w:rPr>
                 <w:sz w:val="18"/>
               </w:rPr>
-              <w:t>Rerun proof</w:t>
+              <w:t>Reflection</w:t>
             </w:r>
           </w:p>
         </w:tc>
@@ -569,7 +569,7 @@
               <w:rPr>
                 <w:sz w:val="18"/>
               </w:rPr>
-              <w:t>5:00–6:30</w:t>
+              <w:t>5:45–8:00</w:t>
             </w:r>
           </w:p>
         </w:tc>
@@ -582,7 +582,7 @@
               <w:rPr>
                 <w:sz w:val="18"/>
               </w:rPr>
-              <w:t>Incident-style report</w:t>
+              <w:t>Final evidence pack + report</w:t>
             </w:r>
           </w:p>
         </w:tc>
@@ -595,48 +595,7 @@
               <w:rPr>
                 <w:sz w:val="18"/>
               </w:rPr>
-              <w:t>Report</w:t>
-            </w:r>
-          </w:p>
-        </w:tc>
-      </w:tr>
-      <w:tr>
-        <w:tc>
-          <w:tcPr>
-            <w:tcW w:type="dxa" w:w="3408"/>
-          </w:tcPr>
-          <w:p>
-            <w:r>
-              <w:rPr>
-                <w:sz w:val="18"/>
-              </w:rPr>
-              <w:t>6:30–8:00</w:t>
-            </w:r>
-          </w:p>
-        </w:tc>
-        <w:tc>
-          <w:tcPr>
-            <w:tcW w:type="dxa" w:w="3408"/>
-          </w:tcPr>
-          <w:p>
-            <w:r>
-              <w:rPr>
-                <w:sz w:val="18"/>
-              </w:rPr>
-              <w:t>Five-minute failure drill + submit</w:t>
-            </w:r>
-          </w:p>
-        </w:tc>
-        <w:tc>
-          <w:tcPr>
-            <w:tcW w:type="dxa" w:w="3408"/>
-          </w:tcPr>
-          <w:p>
-            <w:r>
-              <w:rPr>
-                <w:sz w:val="18"/>
-              </w:rPr>
-              <w:t>Ready pack</w:t>
+              <w:t>Submission</w:t>
             </w:r>
           </w:p>
         </w:tc>
@@ -660,7 +619,7 @@
           <w:b w:val="0"/>
           <w:sz w:val="20"/>
         </w:rPr>
-        <w:t>Curriculum objective (source of truth): Apply managed databases concepts safely and explain the result in a professional technical report.</w:t>
+        <w:t>Curriculum objective (source of truth): Demonstrate encryption and document key ownership and rotation.</w:t>
       </w:r>
     </w:p>
     <w:p>
@@ -672,7 +631,7 @@
           <w:b w:val="0"/>
           <w:sz w:val="22"/>
         </w:rPr>
-        <w:t>Explain Managed Databases Concepts to a supervisor in under two minutes.</w:t>
+        <w:t>Explain Encryption at Rest and Key Management Concepts to a supervisor in under two minutes.</w:t>
       </w:r>
     </w:p>
     <w:p>
@@ -684,7 +643,7 @@
           <w:b w:val="0"/>
           <w:sz w:val="22"/>
         </w:rPr>
-        <w:t>Configure or verify the approved tools required for Managed Databases Concepts.</w:t>
+        <w:t>Configure or verify the approved tools required for Encryption at Rest and Key Management Concepts.</w:t>
       </w:r>
     </w:p>
     <w:p>
@@ -696,7 +655,7 @@
           <w:b w:val="0"/>
           <w:sz w:val="22"/>
         </w:rPr>
-        <w:t>Implement or perform the troubleshoot practical for this topic.</w:t>
+        <w:t>Implement or perform the guided laboratory practical for this topic.</w:t>
       </w:r>
     </w:p>
     <w:p>
@@ -752,7 +711,7 @@
           <w:b w:val="0"/>
           <w:sz w:val="22"/>
         </w:rPr>
-        <w:t>Define the professional meaning of “Managed Databases Concepts” before you use tools. Do not split the title into meaningless words. Connect each concept to today's practical action.</w:t>
+        <w:t>Define the professional meaning of “Encryption at Rest and Key Management Concepts” before you use tools. Do not split the title into meaningless words. Connect each concept to today's practical action.</w:t>
       </w:r>
     </w:p>
     <w:tbl>
@@ -860,7 +819,7 @@
               <w:rPr>
                 <w:sz w:val="18"/>
               </w:rPr>
-              <w:t>Problem framing</w:t>
+              <w:t>Core topic skill</w:t>
             </w:r>
           </w:p>
         </w:tc>
@@ -873,7 +832,7 @@
               <w:rPr>
                 <w:sz w:val="18"/>
               </w:rPr>
-              <w:t>Who needs what, constraints, success criteria</w:t>
+              <w:t>Professional practice for Encryption at Rest and Key Management Concepts</w:t>
             </w:r>
           </w:p>
         </w:tc>
@@ -886,7 +845,7 @@
               <w:rPr>
                 <w:sz w:val="18"/>
               </w:rPr>
-              <w:t>Write a short frame table</w:t>
+              <w:t>Complete today's practical objective</w:t>
             </w:r>
           </w:p>
         </w:tc>
@@ -899,7 +858,7 @@
               <w:rPr>
                 <w:sz w:val="18"/>
               </w:rPr>
-              <w:t>Building the wrong thing</w:t>
+              <w:t>Shallow buzzword-only work</w:t>
             </w:r>
           </w:p>
         </w:tc>
@@ -912,7 +871,7 @@
               <w:rPr>
                 <w:sz w:val="18"/>
               </w:rPr>
-              <w:t>Supervisor review of frame</w:t>
+              <w:t>Demonstrate with evidence</w:t>
             </w:r>
           </w:p>
         </w:tc>
@@ -927,7 +886,7 @@
               <w:rPr>
                 <w:sz w:val="18"/>
               </w:rPr>
-              <w:t>Train vs evaluation data</w:t>
+              <w:t>Tool discipline</w:t>
             </w:r>
           </w:p>
         </w:tc>
@@ -940,7 +899,7 @@
               <w:rPr>
                 <w:sz w:val="18"/>
               </w:rPr>
-              <w:t>Learn on one set; judge on another</w:t>
+              <w:t>Use only approved tools/versions</w:t>
             </w:r>
           </w:p>
         </w:tc>
@@ -953,7 +912,7 @@
               <w:rPr>
                 <w:sz w:val="18"/>
               </w:rPr>
-              <w:t>Keep a held-out TEST set</w:t>
+              <w:t>Verify tools before lab</w:t>
             </w:r>
           </w:p>
         </w:tc>
@@ -966,7 +925,7 @@
               <w:rPr>
                 <w:sz w:val="18"/>
               </w:rPr>
-              <w:t>Testing on training data</w:t>
+              <w:t>Unapproved downloads</w:t>
             </w:r>
           </w:p>
         </w:tc>
@@ -979,7 +938,7 @@
               <w:rPr>
                 <w:sz w:val="18"/>
               </w:rPr>
-              <w:t>Document the split</w:t>
+              <w:t>Official sources only</w:t>
             </w:r>
           </w:p>
         </w:tc>
@@ -994,7 +953,7 @@
               <w:rPr>
                 <w:sz w:val="18"/>
               </w:rPr>
-              <w:t>Human oversight</w:t>
+              <w:t>Professional documentation</w:t>
             </w:r>
           </w:p>
         </w:tc>
@@ -1007,7 +966,7 @@
               <w:rPr>
                 <w:sz w:val="18"/>
               </w:rPr>
-              <w:t>A person remains accountable</w:t>
+              <w:t>Clear enough for handover</w:t>
             </w:r>
           </w:p>
         </w:tc>
@@ -1020,7 +979,7 @@
               <w:rPr>
                 <w:sz w:val="18"/>
               </w:rPr>
-              <w:t>Disclose AI help; verify claims</w:t>
+              <w:t>Write procedure + results</w:t>
             </w:r>
           </w:p>
         </w:tc>
@@ -1033,7 +992,7 @@
               <w:rPr>
                 <w:sz w:val="18"/>
               </w:rPr>
-              <w:t>Blind trust in outputs</w:t>
+              <w:t>Undocumented changes</w:t>
             </w:r>
           </w:p>
         </w:tc>
@@ -1046,7 +1005,7 @@
               <w:rPr>
                 <w:sz w:val="18"/>
               </w:rPr>
-              <w:t>AI/tool disclosure block</w:t>
+              <w:t>README + report template</w:t>
             </w:r>
           </w:p>
         </w:tc>
@@ -1307,7 +1266,7 @@
           <w:b w:val="0"/>
           <w:sz w:val="22"/>
         </w:rPr>
-        <w:t>Tools available: VirtualBox, Docker, GitHub, free tiers or local cloud emulators.</w:t>
+        <w:t>Tools available: MinIO/local object storage, PostgreSQL/SQLite, Docker, provider sandbox where authorized.</w:t>
       </w:r>
     </w:p>
     <w:p>
@@ -1422,7 +1381,7 @@
               <w:rPr>
                 <w:sz w:val="18"/>
               </w:rPr>
-              <w:t>VirtualBox, Docker, GitHub, free tiers or local cloud emulators</w:t>
+              <w:t>MinIO/local object storage, PostgreSQL/SQLite, Docker, provider sandbox where authorized</w:t>
             </w:r>
           </w:p>
         </w:tc>
@@ -1504,7 +1463,7 @@
           <w:b w:val="0"/>
           <w:sz w:val="18"/>
         </w:rPr>
-        <w:t>└── Day_94_Managed_Databases_Concepts/</w:t>
+        <w:t>└── Day_94_Encryption_at_Rest_and_Key_Management_Concepts/</w:t>
       </w:r>
     </w:p>
     <w:p>
@@ -1657,7 +1616,7 @@
           <w:b w:val="0"/>
           <w:sz w:val="18"/>
         </w:rPr>
-        <w:t>mkdir Beyond_Cloud_Internship\Day_94_Managed_Databases_Concepts\evidence, Beyond_Cloud_Internship\Day_94_Managed_Databases_Concepts\notebooks, Beyond_Cloud_Internship\Day_94_Managed_Databases_Concepts\src, Beyond_Cloud_Internship\Day_94_Managed_Databases_Concepts\data, Beyond_Cloud_Internship\Day_94_Managed_Databases_Concepts\output, Beyond_Cloud_Internship\Day_94_Managed_Databases_Concepts\report -Force</w:t>
+        <w:t>mkdir Beyond_Cloud_Internship\Day_94_Encryption_at_Rest_and_Key_Management_Concepts\evidence, Beyond_Cloud_Internship\Day_94_Encryption_at_Rest_and_Key_Management_Concepts\notebooks, Beyond_Cloud_Internship\Day_94_Encryption_at_Rest_and_Key_Management_Concepts\src, Beyond_Cloud_Internship\Day_94_Encryption_at_Rest_and_Key_Management_Concepts\data, Beyond_Cloud_Internship\Day_94_Encryption_at_Rest_and_Key_Management_Concepts\output, Beyond_Cloud_Internship\Day_94_Encryption_at_Rest_and_Key_Management_Concepts\report -Force</w:t>
       </w:r>
     </w:p>
     <w:p/>
@@ -1698,7 +1657,7 @@
           <w:b w:val="0"/>
           <w:sz w:val="18"/>
         </w:rPr>
-        <w:t>mkdir -p Beyond_Cloud_Internship/Day_94_Managed_Databases_Concepts/{evidence,notebooks,src,data,output,report}</w:t>
+        <w:t>mkdir -p Beyond_Cloud_Internship/Day_94_Encryption_at_Rest_and_Key_Management_Concepts/{evidence,notebooks,src,data,output,report}</w:t>
       </w:r>
     </w:p>
     <w:p/>
@@ -1814,7 +1773,7 @@
           <w:color w:val="0B3F90"/>
           <w:sz w:val="24"/>
         </w:rPr>
-        <w:t>Troubleshoot: Managed Databases Concepts</w:t>
+        <w:t>Guided laboratory: Encryption at Rest and Key Management Concepts</w:t>
       </w:r>
     </w:p>
     <w:p>
@@ -1838,7 +1797,7 @@
           <w:b w:val="0"/>
           <w:sz w:val="20"/>
         </w:rPr>
-        <w:t>• The supervisor will provide or enable faults related to managed databases concepts. Diagnose systematically, correct them, and preserve before/after evidence.</w:t>
+        <w:t>• Review Day 93 prerequisites and read the complete Day 94 objective before changing any lab resource.</w:t>
       </w:r>
     </w:p>
     <w:p>
@@ -1850,7 +1809,7 @@
           <w:b w:val="0"/>
           <w:sz w:val="20"/>
         </w:rPr>
-        <w:t>• Work only in an authorized lab, VM or on equipment assigned by Beyond.</w:t>
+        <w:t>• Confirm written authorization, account/sandbox boundary, region, quota, budget alert, and cleanup responsibility before provisioning.</w:t>
       </w:r>
     </w:p>
     <w:p>
@@ -1862,7 +1821,79 @@
           <w:b w:val="0"/>
           <w:sz w:val="20"/>
         </w:rPr>
-        <w:t>• Keep time entries truthful and ask the supervisor before changing production equipment.</w:t>
+        <w:t>• Verify only the tools required today and record versions; prefer local emulators when provider access or free-tier status is uncertain.</w:t>
+      </w:r>
+    </w:p>
+    <w:p>
+      <w:pPr>
+        <w:spacing w:after="120"/>
+      </w:pPr>
+      <w:r>
+        <w:rPr>
+          <w:b w:val="0"/>
+          <w:sz w:val="20"/>
+        </w:rPr>
+        <w:t>• Create Day_094_encryption_at_rest_and_key_management_concepts with evidence, config or src, output, and report folders. Prevent secrets and state files from entering version control.</w:t>
+      </w:r>
+    </w:p>
+    <w:p>
+      <w:pPr>
+        <w:spacing w:after="120"/>
+      </w:pPr>
+      <w:r>
+        <w:rPr>
+          <w:b w:val="0"/>
+          <w:sz w:val="20"/>
+        </w:rPr>
+        <w:t>• Complete the practical objective: Demonstrate encryption and document key ownership and rotation.</w:t>
+      </w:r>
+    </w:p>
+    <w:p>
+      <w:pPr>
+        <w:spacing w:after="120"/>
+      </w:pPr>
+      <w:r>
+        <w:rPr>
+          <w:b w:val="0"/>
+          <w:sz w:val="20"/>
+        </w:rPr>
+        <w:t>• Record commands/configuration, expected result, observed result, resource identifiers without secrets, cost/usage check, and any deviations.</w:t>
+      </w:r>
+    </w:p>
+    <w:p>
+      <w:pPr>
+        <w:spacing w:after="120"/>
+      </w:pPr>
+      <w:r>
+        <w:rPr>
+          <w:b w:val="0"/>
+          <w:sz w:val="20"/>
+        </w:rPr>
+        <w:t>• Verify independently using a second command, connectivity test, configuration diff, monitoring view, clean rerun, restore test, or peer review.</w:t>
+      </w:r>
+    </w:p>
+    <w:p>
+      <w:pPr>
+        <w:spacing w:after="120"/>
+      </w:pPr>
+      <w:r>
+        <w:rPr>
+          <w:b w:val="0"/>
+          <w:sz w:val="20"/>
+        </w:rPr>
+        <w:t>• Stop and remove only assigned disposable resources; verify deletion, released IPs/storage, stopped services, and current billing/usage dashboard where applicable.</w:t>
+      </w:r>
+    </w:p>
+    <w:p>
+      <w:pPr>
+        <w:spacing w:after="120"/>
+      </w:pPr>
+      <w:r>
+        <w:rPr>
+          <w:b w:val="0"/>
+          <w:sz w:val="20"/>
+        </w:rPr>
+        <w:t>• Package evidence and write a professional report covering architecture, security, cost, verification, troubleshooting, limitations, and AI/tool assistance.</w:t>
       </w:r>
     </w:p>
     <w:p>
@@ -1888,7 +1919,7 @@
           <w:b w:val="0"/>
           <w:sz w:val="18"/>
         </w:rPr>
-        <w:t># day_94_lab.py — Troubleshoot: Managed Databases Concepts</w:t>
+        <w:t># day_94_lab.py — Guided laboratory: Encryption at Rest and Key Management Concepts</w:t>
       </w:r>
     </w:p>
     <w:p>
@@ -1930,7 +1961,7 @@
           <w:b w:val="0"/>
           <w:sz w:val="18"/>
         </w:rPr>
-        <w:t>"""Day 94 practical starter for Managed Databases Concepts.</w:t>
+        <w:t>"""Day 94 practical starter for Encryption at Rest and Key Management Concepts.</w:t>
       </w:r>
     </w:p>
     <w:p>
@@ -2112,7 +2143,7 @@
           <w:b w:val="0"/>
           <w:sz w:val="18"/>
         </w:rPr>
-        <w:t xml:space="preserve">    print("Program topic:", 'Managed Databases Concepts')</w:t>
+        <w:t xml:space="preserve">    print("Program topic:", 'Encryption at Rest and Key Management Concepts')</w:t>
       </w:r>
     </w:p>
     <w:p>
@@ -2126,7 +2157,7 @@
           <w:b w:val="0"/>
           <w:sz w:val="18"/>
         </w:rPr>
-        <w:t xml:space="preserve">    print("Day mode:", 'Troubleshoot')</w:t>
+        <w:t xml:space="preserve">    print("Day mode:", 'Guided laboratory')</w:t>
       </w:r>
     </w:p>
     <w:p>
@@ -5731,7 +5762,7 @@
           <w:b w:val="0"/>
           <w:sz w:val="22"/>
         </w:rPr>
-        <w:t>Objective addressed for Managed Databases Concepts</w:t>
+        <w:t>Objective addressed for Encryption at Rest and Key Management Concepts</w:t>
       </w:r>
     </w:p>
     <w:p>
@@ -5743,7 +5774,7 @@
           <w:b w:val="0"/>
           <w:sz w:val="22"/>
         </w:rPr>
-        <w:t>Troubleshoot practical completed</w:t>
+        <w:t>Guided laboratory practical completed</w:t>
       </w:r>
     </w:p>
     <w:p>
@@ -5835,7 +5866,7 @@
           <w:b w:val="0"/>
           <w:sz w:val="22"/>
         </w:rPr>
-        <w:t>Matches: Fault table with symptom, test, cause and fix; before/after screenshots or photos; final verification.</w:t>
+        <w:t>Matches: Setup evidence, completed lab artifact, independent verification, cost/cleanup record, safety check, and short technical report.</w:t>
       </w:r>
     </w:p>
     <w:p>
@@ -5867,7 +5898,7 @@
           <w:b w:val="0"/>
           <w:sz w:val="22"/>
         </w:rPr>
-        <w:t>Explain Managed Databases Concepts without reading.</w:t>
+        <w:t>Explain Encryption at Rest and Key Management Concepts without reading.</w:t>
       </w:r>
     </w:p>
     <w:p>
@@ -5959,7 +5990,7 @@
           <w:b w:val="0"/>
           <w:sz w:val="22"/>
         </w:rPr>
-        <w:t>Today is Day 94 (Troubleshoot) on Managed Databases Concepts. I worked only in the authorized Beyond cloud lab. I completed the practical objective, verified with a second check, and packaged evidence. Main risk: unauthorized or unsafe action; control: checklist + supervisor escalation. Limitation: classroom/lab scope only. Next: continue the topic cycle and keep documentation reproducible.</w:t>
+        <w:t>Today is Day 94 (Guided laboratory) on Encryption at Rest and Key Management Concepts. I worked only in the authorized Beyond cloud lab. I completed the practical objective, verified with a second check, and packaged evidence. Main risk: unauthorized or unsafe action; control: checklist + supervisor escalation. Limitation: classroom/lab scope only. Next: continue the topic cycle and keep documentation reproducible.</w:t>
       </w:r>
     </w:p>
     <w:p>
